--- a/deliverables/V4-V11_SYNC/PACKAGES/NEW_V10_Synchronized_Production_Package/05_SHORTS/Three_Candidate_Shorts.docx
+++ b/deliverables/V4-V11_SYNC/PACKAGES/NEW_V10_Synchronized_Production_Package/05_SHORTS/Three_Candidate_Shorts.docx
@@ -106,7 +106,7 @@
         <w:rPr>
           <w:sz w:val="21"/>
         </w:rPr>
-        <w:t>Wednesday, September 16, 2026 | 1:46 PM CT</w:t>
+        <w:t>Wednesday, September 16, 2026 | 3:16 PM CT</w:t>
       </w:r>
     </w:p>
     <w:p>
@@ -292,7 +292,7 @@
                 <w:i w:val="0"/>
                 <w:sz w:val="17"/>
               </w:rPr>
-              <w:t>71</w:t>
+              <w:t>134</w:t>
             </w:r>
           </w:p>
         </w:tc>
@@ -311,7 +311,7 @@
                 <w:i w:val="0"/>
                 <w:sz w:val="17"/>
               </w:rPr>
-              <w:t>0:26</w:t>
+              <w:t>0:49</w:t>
             </w:r>
           </w:p>
         </w:tc>
@@ -370,7 +370,7 @@
                 <w:i w:val="0"/>
                 <w:sz w:val="17"/>
               </w:rPr>
-              <w:t>74</w:t>
+              <w:t>161</w:t>
             </w:r>
           </w:p>
         </w:tc>
@@ -389,7 +389,7 @@
                 <w:i w:val="0"/>
                 <w:sz w:val="17"/>
               </w:rPr>
-              <w:t>0:27</w:t>
+              <w:t>0:59</w:t>
             </w:r>
           </w:p>
         </w:tc>
@@ -448,7 +448,7 @@
                 <w:i w:val="0"/>
                 <w:sz w:val="17"/>
               </w:rPr>
-              <w:t>93</w:t>
+              <w:t>103</w:t>
             </w:r>
           </w:p>
         </w:tc>
@@ -467,7 +467,7 @@
                 <w:i w:val="0"/>
                 <w:sz w:val="17"/>
               </w:rPr>
-              <w:t>0:34</w:t>
+              <w:t>0:37</w:t>
             </w:r>
           </w:p>
         </w:tc>
@@ -584,20 +584,7 @@
           <w:i w:val="0"/>
           <w:sz w:val="22"/>
         </w:rPr>
-        <w:t>You start trying to fix things before you understand why they work this way.</w:t>
-      </w:r>
-    </w:p>
-    <w:p>
-      <w:pPr>
-        <w:spacing w:before="0" w:after="80"/>
-      </w:pPr>
-      <w:r>
-        <w:rPr>
-          <w:b w:val="0"/>
-          <w:i w:val="0"/>
-          <w:sz w:val="22"/>
-        </w:rPr>
-        <w:t>Or you go the other direction.</w:t>
+        <w:t>You start talking too much about what worked at your last company. You start trying to fix things before you understand why they work this way. Or you go the other direction. You stay quiet because you are afraid of getting something wrong.</w:t>
       </w:r>
     </w:p>
     <w:p>
@@ -611,6 +598,19 @@
           <w:sz w:val="22"/>
         </w:rPr>
         <w:t>I do not think either one is the job of your first 90 days.</w:t>
+      </w:r>
+    </w:p>
+    <w:p>
+      <w:pPr>
+        <w:spacing w:before="0" w:after="80"/>
+      </w:pPr>
+      <w:r>
+        <w:rPr>
+          <w:b w:val="0"/>
+          <w:i w:val="0"/>
+          <w:sz w:val="22"/>
+        </w:rPr>
+        <w:t>Your first job is not to prove that everything you already know works here.</w:t>
       </w:r>
     </w:p>
     <w:p>
@@ -639,7 +639,20 @@
           <w:i w:val="0"/>
           <w:sz w:val="22"/>
         </w:rPr>
-        <w:t>Your first job is not to prove that everything you already know works here.</w:t>
+        <w:t>It is to figure out three things: What from my experience actually works here? What do I need to learn about this new context? And what can I begin to prove here?</w:t>
+      </w:r>
+    </w:p>
+    <w:p>
+      <w:pPr>
+        <w:spacing w:before="0" w:after="80"/>
+      </w:pPr>
+      <w:r>
+        <w:rPr>
+          <w:b/>
+          <w:i w:val="0"/>
+          <w:sz w:val="22"/>
+        </w:rPr>
+        <w:t>I think about that as READ. TEST. PROVE.</w:t>
       </w:r>
     </w:p>
     <w:p>
@@ -721,7 +734,7 @@
           <w:i w:val="0"/>
           <w:sz w:val="26"/>
         </w:rPr>
-        <w:t>You can know how to work and still have a lot to learn about how this place works.</w:t>
+        <w:t>You can be experienced and still be new to the context.</w:t>
       </w:r>
     </w:p>
     <w:p>
@@ -750,6 +763,19 @@
           <w:i w:val="0"/>
           <w:sz w:val="22"/>
         </w:rPr>
+        <w:t>I’ve been the new person many times across different roles and industries, and I’ve also spent years thinking about how people actually build capability at work.</w:t>
+      </w:r>
+    </w:p>
+    <w:p>
+      <w:pPr>
+        <w:spacing w:before="0" w:after="80"/>
+      </w:pPr>
+      <w:r>
+        <w:rPr>
+          <w:b w:val="0"/>
+          <w:i w:val="0"/>
+          <w:sz w:val="22"/>
+        </w:rPr>
         <w:t>One thing those moves taught me is that experience and context are not the same thing.</w:t>
       </w:r>
     </w:p>
@@ -763,7 +789,7 @@
           <w:i w:val="0"/>
           <w:sz w:val="22"/>
         </w:rPr>
-        <w:t>It is to figure out three things: What from my experience actually works here?</w:t>
+        <w:t>You can know how to work and still have a lot to learn about how this place works.</w:t>
       </w:r>
     </w:p>
     <w:p>
@@ -776,20 +802,7 @@
           <w:i w:val="0"/>
           <w:sz w:val="22"/>
         </w:rPr>
-        <w:t>What do I need to learn about this new context?</w:t>
-      </w:r>
-    </w:p>
-    <w:p>
-      <w:pPr>
-        <w:spacing w:before="0" w:after="80"/>
-      </w:pPr>
-      <w:r>
-        <w:rPr>
-          <w:b w:val="0"/>
-          <w:i w:val="0"/>
-          <w:sz w:val="22"/>
-        </w:rPr>
-        <w:t>And what can I begin to prove here?</w:t>
+        <w:t>Then you walk into a new company and suddenly you do not know which meeting actually matters. You do not know who really makes the decision. You do not know which rule is a real rule and which one is simply how the last person did it.</w:t>
       </w:r>
     </w:p>
     <w:p>
@@ -818,7 +831,7 @@
           <w:i w:val="0"/>
           <w:sz w:val="22"/>
         </w:rPr>
-        <w:t>I think about that as READ. TEST. PROVE.</w:t>
+        <w:t>That is why I would not spend the first 90 days trying to prove that everything you already know works here. I would spend them finding the boundary between what you brought with you and what this environment still has to teach you.</w:t>
       </w:r>
     </w:p>
     <w:p>
@@ -900,7 +913,7 @@
           <w:i w:val="0"/>
           <w:sz w:val="26"/>
         </w:rPr>
-        <w:t>Not, “How am I doing?”</w:t>
+        <w:t>I would have a very simple conversation with your manager.</w:t>
       </w:r>
     </w:p>
     <w:p>
@@ -929,7 +942,7 @@
           <w:i w:val="0"/>
           <w:sz w:val="22"/>
         </w:rPr>
-        <w:t>That question is broad enough to get you an answer like, “You’re doing great.”</w:t>
+        <w:t>Not, “How am I doing?” That question is broad enough to get you an answer like, “You’re doing great.”</w:t>
       </w:r>
     </w:p>
     <w:p>
@@ -943,19 +956,6 @@
           <w:sz w:val="22"/>
         </w:rPr>
         <w:t>Ask something more useful: “What have you seen me pick up quickly?” “Where do I still need more context?” “Is there anything I am treating like my old environment that works differently here?”</w:t>
-      </w:r>
-    </w:p>
-    <w:p>
-      <w:pPr>
-        <w:spacing w:before="0" w:after="80"/>
-      </w:pPr>
-      <w:r>
-        <w:rPr>
-          <w:b w:val="0"/>
-          <w:i w:val="0"/>
-          <w:sz w:val="22"/>
-        </w:rPr>
-        <w:t>And ask: “What would you want to trust me with by the end of my first 90 days that you would not have trusted me with on day one?”</w:t>
       </w:r>
     </w:p>
     <w:p>
@@ -984,7 +984,7 @@
           <w:i w:val="0"/>
           <w:sz w:val="22"/>
         </w:rPr>
-        <w:t>That question turns the first 90 days into development, not performance theater.</w:t>
+        <w:t>And ask: “What would you want to trust me with by the end of my first 90 days that you would not have trusted me with on day one?” That question turns the first 90 days into development, not performance theater.</w:t>
       </w:r>
     </w:p>
     <w:p>

--- a/deliverables/V4-V11_SYNC/PACKAGES/NEW_V10_Synchronized_Production_Package/05_SHORTS/Three_Candidate_Shorts.docx
+++ b/deliverables/V4-V11_SYNC/PACKAGES/NEW_V10_Synchronized_Production_Package/05_SHORTS/Three_Candidate_Shorts.docx
@@ -106,7 +106,7 @@
         <w:rPr>
           <w:sz w:val="21"/>
         </w:rPr>
-        <w:t>Wednesday, September 16, 2026 | 3:16 PM CT</w:t>
+        <w:t>Wednesday, September 16, 2026 | 3:21 PM CT</w:t>
       </w:r>
     </w:p>
     <w:p>
@@ -668,6 +668,369 @@
           <w:color w:val="8A6D1E"/>
           <w:sz w:val="17"/>
         </w:rPr>
+        <w:t>OPENING, SPECIFIC TO THIS SHORT</w:t>
+      </w:r>
+    </w:p>
+    <w:tbl>
+      <w:tblPr>
+        <w:tblW w:type="auto" w:w="0"/>
+        <w:jc w:val="left"/>
+        <w:tblBorders>
+          <w:top w:val="single" w:sz="4" w:space="0" w:color="C9BFA8"/>
+          <w:left w:val="single" w:sz="4" w:space="0" w:color="C9BFA8"/>
+          <w:bottom w:val="single" w:sz="4" w:space="0" w:color="C9BFA8"/>
+          <w:right w:val="single" w:sz="4" w:space="0" w:color="C9BFA8"/>
+          <w:insideH w:val="single" w:sz="4" w:space="0" w:color="C9BFA8"/>
+          <w:insideV w:val="single" w:sz="4" w:space="0" w:color="C9BFA8"/>
+        </w:tblBorders>
+        <w:tblLayout w:type="fixed"/>
+        <w:tblLook w:firstColumn="1" w:firstRow="1" w:lastColumn="0" w:lastRow="0" w:noHBand="0" w:noVBand="1" w:val="04A0"/>
+      </w:tblPr>
+      <w:tblGrid>
+        <w:gridCol w:w="4824"/>
+        <w:gridCol w:w="4824"/>
+      </w:tblGrid>
+      <w:tr>
+        <w:trPr>
+          <w:tblHeader w:val="true"/>
+        </w:trPr>
+        <w:tc>
+          <w:tcPr>
+            <w:tcW w:type="dxa" w:w="1872"/>
+            <w:shd w:val="clear" w:color="auto" w:fill="F3EFE6"/>
+          </w:tcPr>
+          <w:p>
+            <w:pPr>
+              <w:spacing w:before="60" w:after="60" w:line="264" w:lineRule="auto"/>
+            </w:pPr>
+            <w:r/>
+            <w:r>
+              <w:rPr>
+                <w:b/>
+                <w:i w:val="0"/>
+                <w:color w:val="112345"/>
+                <w:sz w:val="17"/>
+              </w:rPr>
+            </w:r>
+          </w:p>
+        </w:tc>
+        <w:tc>
+          <w:tcPr>
+            <w:tcW w:type="dxa" w:w="7776"/>
+            <w:shd w:val="clear" w:color="auto" w:fill="F3EFE6"/>
+          </w:tcPr>
+          <w:p>
+            <w:pPr>
+              <w:spacing w:before="60" w:after="60" w:line="264" w:lineRule="auto"/>
+            </w:pPr>
+            <w:r/>
+            <w:r>
+              <w:rPr>
+                <w:b/>
+                <w:i w:val="0"/>
+                <w:color w:val="112345"/>
+                <w:sz w:val="17"/>
+              </w:rPr>
+            </w:r>
+          </w:p>
+        </w:tc>
+      </w:tr>
+      <w:tr>
+        <w:tc>
+          <w:tcPr>
+            <w:tcW w:type="dxa" w:w="1872"/>
+          </w:tcPr>
+          <w:p>
+            <w:pPr>
+              <w:spacing w:before="60" w:after="60" w:line="264" w:lineRule="auto"/>
+            </w:pPr>
+            <w:r/>
+            <w:r>
+              <w:rPr>
+                <w:b w:val="0"/>
+                <w:i w:val="0"/>
+                <w:sz w:val="17"/>
+              </w:rPr>
+              <w:t>On-screen text</w:t>
+            </w:r>
+          </w:p>
+        </w:tc>
+        <w:tc>
+          <w:tcPr>
+            <w:tcW w:type="dxa" w:w="7776"/>
+          </w:tcPr>
+          <w:p>
+            <w:pPr>
+              <w:spacing w:before="60" w:after="60" w:line="264" w:lineRule="auto"/>
+            </w:pPr>
+            <w:r/>
+            <w:r>
+              <w:rPr>
+                <w:b w:val="0"/>
+                <w:i w:val="0"/>
+                <w:sz w:val="17"/>
+              </w:rPr>
+              <w:t>pressure to prove they made the right decision</w:t>
+            </w:r>
+          </w:p>
+        </w:tc>
+      </w:tr>
+      <w:tr>
+        <w:tc>
+          <w:tcPr>
+            <w:tcW w:type="dxa" w:w="1872"/>
+          </w:tcPr>
+          <w:p>
+            <w:pPr>
+              <w:spacing w:before="60" w:after="60" w:line="264" w:lineRule="auto"/>
+            </w:pPr>
+            <w:r/>
+            <w:r>
+              <w:rPr>
+                <w:b w:val="0"/>
+                <w:i w:val="0"/>
+                <w:sz w:val="17"/>
+              </w:rPr>
+              <w:t>Opening visual</w:t>
+            </w:r>
+          </w:p>
+        </w:tc>
+        <w:tc>
+          <w:tcPr>
+            <w:tcW w:type="dxa" w:w="7776"/>
+          </w:tcPr>
+          <w:p>
+            <w:pPr>
+              <w:spacing w:before="60" w:after="60" w:line="264" w:lineRule="auto"/>
+            </w:pPr>
+            <w:r/>
+            <w:r>
+              <w:rPr>
+                <w:b w:val="0"/>
+                <w:i w:val="0"/>
+                <w:sz w:val="17"/>
+              </w:rPr>
+              <w:t>Camera, 9:16</w:t>
+            </w:r>
+          </w:p>
+        </w:tc>
+      </w:tr>
+      <w:tr>
+        <w:tc>
+          <w:tcPr>
+            <w:tcW w:type="dxa" w:w="1872"/>
+          </w:tcPr>
+          <w:p>
+            <w:pPr>
+              <w:spacing w:before="60" w:after="60" w:line="264" w:lineRule="auto"/>
+            </w:pPr>
+            <w:r/>
+            <w:r>
+              <w:rPr>
+                <w:b w:val="0"/>
+                <w:i w:val="0"/>
+                <w:sz w:val="17"/>
+              </w:rPr>
+              <w:t>Sound</w:t>
+            </w:r>
+          </w:p>
+        </w:tc>
+        <w:tc>
+          <w:tcPr>
+            <w:tcW w:type="dxa" w:w="7776"/>
+          </w:tcPr>
+          <w:p>
+            <w:pPr>
+              <w:spacing w:before="60" w:after="60" w:line="264" w:lineRule="auto"/>
+            </w:pPr>
+            <w:r/>
+            <w:r>
+              <w:rPr>
+                <w:b w:val="0"/>
+                <w:i w:val="0"/>
+                <w:sz w:val="17"/>
+              </w:rPr>
+              <w:t>One accent, on “wrong thing”</w:t>
+            </w:r>
+          </w:p>
+        </w:tc>
+      </w:tr>
+    </w:tbl>
+    <w:p>
+      <w:pPr>
+        <w:spacing w:after="120"/>
+      </w:pPr>
+    </w:p>
+    <w:p>
+      <w:pPr>
+        <w:spacing w:before="200" w:after="60"/>
+        <w:keepNext w:val="1"/>
+        <w:keepLines w:val="1"/>
+      </w:pPr>
+      <w:r>
+        <w:rPr>
+          <w:b/>
+          <w:i w:val="0"/>
+          <w:color w:val="8A6D1E"/>
+          <w:sz w:val="17"/>
+        </w:rPr>
+        <w:t>CUT TO</w:t>
+      </w:r>
+    </w:p>
+    <w:tbl>
+      <w:tblPr>
+        <w:tblW w:type="auto" w:w="0"/>
+        <w:jc w:val="left"/>
+        <w:tblBorders>
+          <w:top w:val="single" w:sz="4" w:space="0" w:color="C9BFA8"/>
+          <w:left w:val="single" w:sz="4" w:space="0" w:color="C9BFA8"/>
+          <w:bottom w:val="single" w:sz="4" w:space="0" w:color="C9BFA8"/>
+          <w:right w:val="single" w:sz="4" w:space="0" w:color="C9BFA8"/>
+          <w:insideH w:val="single" w:sz="4" w:space="0" w:color="C9BFA8"/>
+          <w:insideV w:val="single" w:sz="4" w:space="0" w:color="C9BFA8"/>
+        </w:tblBorders>
+        <w:tblLayout w:type="fixed"/>
+        <w:tblLook w:firstColumn="1" w:firstRow="1" w:lastColumn="0" w:lastRow="0" w:noHBand="0" w:noVBand="1" w:val="04A0"/>
+      </w:tblPr>
+      <w:tblGrid>
+        <w:gridCol w:w="4824"/>
+        <w:gridCol w:w="4824"/>
+      </w:tblGrid>
+      <w:tr>
+        <w:trPr>
+          <w:tblHeader w:val="true"/>
+        </w:trPr>
+        <w:tc>
+          <w:tcPr>
+            <w:tcW w:type="dxa" w:w="4896"/>
+            <w:shd w:val="clear" w:color="auto" w:fill="F3EFE6"/>
+          </w:tcPr>
+          <w:p>
+            <w:pPr>
+              <w:spacing w:before="60" w:after="60" w:line="264" w:lineRule="auto"/>
+            </w:pPr>
+            <w:r/>
+            <w:r>
+              <w:rPr>
+                <w:b/>
+                <w:i w:val="0"/>
+                <w:color w:val="112345"/>
+                <w:sz w:val="17"/>
+              </w:rPr>
+              <w:t>ON THESE WORDS</w:t>
+            </w:r>
+          </w:p>
+        </w:tc>
+        <w:tc>
+          <w:tcPr>
+            <w:tcW w:type="dxa" w:w="4752"/>
+            <w:shd w:val="clear" w:color="auto" w:fill="F3EFE6"/>
+          </w:tcPr>
+          <w:p>
+            <w:pPr>
+              <w:spacing w:before="60" w:after="60" w:line="264" w:lineRule="auto"/>
+            </w:pPr>
+            <w:r/>
+            <w:r>
+              <w:rPr>
+                <w:b/>
+                <w:i w:val="0"/>
+                <w:color w:val="112345"/>
+                <w:sz w:val="17"/>
+              </w:rPr>
+              <w:t>CARD</w:t>
+            </w:r>
+          </w:p>
+        </w:tc>
+      </w:tr>
+      <w:tr>
+        <w:tc>
+          <w:tcPr>
+            <w:tcW w:type="dxa" w:w="4896"/>
+          </w:tcPr>
+          <w:p>
+            <w:pPr>
+              <w:spacing w:before="60" w:after="60" w:line="264" w:lineRule="auto"/>
+            </w:pPr>
+            <w:r/>
+            <w:r>
+              <w:rPr>
+                <w:b w:val="0"/>
+                <w:i w:val="0"/>
+                <w:sz w:val="17"/>
+              </w:rPr>
+              <w:t>It is to figure out three things</w:t>
+            </w:r>
+          </w:p>
+        </w:tc>
+        <w:tc>
+          <w:tcPr>
+            <w:tcW w:type="dxa" w:w="4752"/>
+          </w:tcPr>
+          <w:p>
+            <w:pPr>
+              <w:spacing w:before="60" w:after="60" w:line="264" w:lineRule="auto"/>
+            </w:pPr>
+            <w:r/>
+            <w:r>
+              <w:rPr>
+                <w:b w:val="0"/>
+                <w:i w:val="0"/>
+                <w:sz w:val="17"/>
+              </w:rPr>
+              <w:t>NEW_V10_FS_01_READ_TEST_PROVE</w:t>
+            </w:r>
+          </w:p>
+        </w:tc>
+      </w:tr>
+    </w:tbl>
+    <w:p>
+      <w:pPr>
+        <w:spacing w:after="120"/>
+      </w:pPr>
+    </w:p>
+    <w:p>
+      <w:pPr>
+        <w:spacing w:before="200" w:after="60"/>
+        <w:keepNext w:val="1"/>
+        <w:keepLines w:val="1"/>
+      </w:pPr>
+      <w:r>
+        <w:rPr>
+          <w:b/>
+          <w:i w:val="0"/>
+          <w:color w:val="8A6D1E"/>
+          <w:sz w:val="17"/>
+        </w:rPr>
+        <w:t>PAYOFF FRAME</w:t>
+      </w:r>
+    </w:p>
+    <w:p>
+      <w:pPr>
+        <w:spacing w:before="0" w:after="160"/>
+      </w:pPr>
+      <w:r>
+        <w:rPr>
+          <w:b w:val="0"/>
+          <w:i w:val="0"/>
+          <w:sz w:val="21"/>
+        </w:rPr>
+        <w:t>NEW_V10_FS_01_READ_TEST_PROVE, held on the ask. It is the last frame.</w:t>
+      </w:r>
+    </w:p>
+    <w:p>
+      <w:pPr>
+        <w:spacing w:before="200" w:after="60"/>
+        <w:keepNext w:val="1"/>
+        <w:keepLines w:val="1"/>
+      </w:pPr>
+      <w:r>
+        <w:rPr>
+          <w:b/>
+          <w:i w:val="0"/>
+          <w:color w:val="8A6D1E"/>
+          <w:sz w:val="17"/>
+        </w:rPr>
         <w:t>STANDS ALONE</w:t>
       </w:r>
     </w:p>
@@ -681,7 +1044,7 @@
           <w:i w:val="0"/>
           <w:sz w:val="21"/>
         </w:rPr>
-        <w:t>Understandable without the long-form video. It is not a trailer, and the ask is the only ask.</w:t>
+        <w:t>Understandable without the long-form video. It is not a trailer, and the ask is the only ask. Every card named above already exists in this video's 04_VISUAL_ASSETS folder.</w:t>
       </w:r>
     </w:p>
     <w:p>
@@ -847,6 +1210,369 @@
           <w:color w:val="8A6D1E"/>
           <w:sz w:val="17"/>
         </w:rPr>
+        <w:t>OPENING, SPECIFIC TO THIS SHORT</w:t>
+      </w:r>
+    </w:p>
+    <w:tbl>
+      <w:tblPr>
+        <w:tblW w:type="auto" w:w="0"/>
+        <w:jc w:val="left"/>
+        <w:tblBorders>
+          <w:top w:val="single" w:sz="4" w:space="0" w:color="C9BFA8"/>
+          <w:left w:val="single" w:sz="4" w:space="0" w:color="C9BFA8"/>
+          <w:bottom w:val="single" w:sz="4" w:space="0" w:color="C9BFA8"/>
+          <w:right w:val="single" w:sz="4" w:space="0" w:color="C9BFA8"/>
+          <w:insideH w:val="single" w:sz="4" w:space="0" w:color="C9BFA8"/>
+          <w:insideV w:val="single" w:sz="4" w:space="0" w:color="C9BFA8"/>
+        </w:tblBorders>
+        <w:tblLayout w:type="fixed"/>
+        <w:tblLook w:firstColumn="1" w:firstRow="1" w:lastColumn="0" w:lastRow="0" w:noHBand="0" w:noVBand="1" w:val="04A0"/>
+      </w:tblPr>
+      <w:tblGrid>
+        <w:gridCol w:w="4824"/>
+        <w:gridCol w:w="4824"/>
+      </w:tblGrid>
+      <w:tr>
+        <w:trPr>
+          <w:tblHeader w:val="true"/>
+        </w:trPr>
+        <w:tc>
+          <w:tcPr>
+            <w:tcW w:type="dxa" w:w="1872"/>
+            <w:shd w:val="clear" w:color="auto" w:fill="F3EFE6"/>
+          </w:tcPr>
+          <w:p>
+            <w:pPr>
+              <w:spacing w:before="60" w:after="60" w:line="264" w:lineRule="auto"/>
+            </w:pPr>
+            <w:r/>
+            <w:r>
+              <w:rPr>
+                <w:b/>
+                <w:i w:val="0"/>
+                <w:color w:val="112345"/>
+                <w:sz w:val="17"/>
+              </w:rPr>
+            </w:r>
+          </w:p>
+        </w:tc>
+        <w:tc>
+          <w:tcPr>
+            <w:tcW w:type="dxa" w:w="7776"/>
+            <w:shd w:val="clear" w:color="auto" w:fill="F3EFE6"/>
+          </w:tcPr>
+          <w:p>
+            <w:pPr>
+              <w:spacing w:before="60" w:after="60" w:line="264" w:lineRule="auto"/>
+            </w:pPr>
+            <w:r/>
+            <w:r>
+              <w:rPr>
+                <w:b/>
+                <w:i w:val="0"/>
+                <w:color w:val="112345"/>
+                <w:sz w:val="17"/>
+              </w:rPr>
+            </w:r>
+          </w:p>
+        </w:tc>
+      </w:tr>
+      <w:tr>
+        <w:tc>
+          <w:tcPr>
+            <w:tcW w:type="dxa" w:w="1872"/>
+          </w:tcPr>
+          <w:p>
+            <w:pPr>
+              <w:spacing w:before="60" w:after="60" w:line="264" w:lineRule="auto"/>
+            </w:pPr>
+            <w:r/>
+            <w:r>
+              <w:rPr>
+                <w:b w:val="0"/>
+                <w:i w:val="0"/>
+                <w:sz w:val="17"/>
+              </w:rPr>
+              <w:t>On-screen text</w:t>
+            </w:r>
+          </w:p>
+        </w:tc>
+        <w:tc>
+          <w:tcPr>
+            <w:tcW w:type="dxa" w:w="7776"/>
+          </w:tcPr>
+          <w:p>
+            <w:pPr>
+              <w:spacing w:before="60" w:after="60" w:line="264" w:lineRule="auto"/>
+            </w:pPr>
+            <w:r/>
+            <w:r>
+              <w:rPr>
+                <w:b w:val="0"/>
+                <w:i w:val="0"/>
+                <w:sz w:val="17"/>
+              </w:rPr>
+              <w:t>You can be experienced and still be new to the context.</w:t>
+            </w:r>
+          </w:p>
+        </w:tc>
+      </w:tr>
+      <w:tr>
+        <w:tc>
+          <w:tcPr>
+            <w:tcW w:type="dxa" w:w="1872"/>
+          </w:tcPr>
+          <w:p>
+            <w:pPr>
+              <w:spacing w:before="60" w:after="60" w:line="264" w:lineRule="auto"/>
+            </w:pPr>
+            <w:r/>
+            <w:r>
+              <w:rPr>
+                <w:b w:val="0"/>
+                <w:i w:val="0"/>
+                <w:sz w:val="17"/>
+              </w:rPr>
+              <w:t>Opening visual</w:t>
+            </w:r>
+          </w:p>
+        </w:tc>
+        <w:tc>
+          <w:tcPr>
+            <w:tcW w:type="dxa" w:w="7776"/>
+          </w:tcPr>
+          <w:p>
+            <w:pPr>
+              <w:spacing w:before="60" w:after="60" w:line="264" w:lineRule="auto"/>
+            </w:pPr>
+            <w:r/>
+            <w:r>
+              <w:rPr>
+                <w:b w:val="0"/>
+                <w:i w:val="0"/>
+                <w:sz w:val="17"/>
+              </w:rPr>
+              <w:t>NEW_V10_FS_02_EXPERIENCED_BUT_NEW, reframed to 9:16</w:t>
+            </w:r>
+          </w:p>
+        </w:tc>
+      </w:tr>
+      <w:tr>
+        <w:tc>
+          <w:tcPr>
+            <w:tcW w:type="dxa" w:w="1872"/>
+          </w:tcPr>
+          <w:p>
+            <w:pPr>
+              <w:spacing w:before="60" w:after="60" w:line="264" w:lineRule="auto"/>
+            </w:pPr>
+            <w:r/>
+            <w:r>
+              <w:rPr>
+                <w:b w:val="0"/>
+                <w:i w:val="0"/>
+                <w:sz w:val="17"/>
+              </w:rPr>
+              <w:t>Sound</w:t>
+            </w:r>
+          </w:p>
+        </w:tc>
+        <w:tc>
+          <w:tcPr>
+            <w:tcW w:type="dxa" w:w="7776"/>
+          </w:tcPr>
+          <w:p>
+            <w:pPr>
+              <w:spacing w:before="60" w:after="60" w:line="264" w:lineRule="auto"/>
+            </w:pPr>
+            <w:r/>
+            <w:r>
+              <w:rPr>
+                <w:b w:val="0"/>
+                <w:i w:val="0"/>
+                <w:sz w:val="17"/>
+              </w:rPr>
+              <w:t>One accent, on “context”</w:t>
+            </w:r>
+          </w:p>
+        </w:tc>
+      </w:tr>
+    </w:tbl>
+    <w:p>
+      <w:pPr>
+        <w:spacing w:after="120"/>
+      </w:pPr>
+    </w:p>
+    <w:p>
+      <w:pPr>
+        <w:spacing w:before="200" w:after="60"/>
+        <w:keepNext w:val="1"/>
+        <w:keepLines w:val="1"/>
+      </w:pPr>
+      <w:r>
+        <w:rPr>
+          <w:b/>
+          <w:i w:val="0"/>
+          <w:color w:val="8A6D1E"/>
+          <w:sz w:val="17"/>
+        </w:rPr>
+        <w:t>CUT TO</w:t>
+      </w:r>
+    </w:p>
+    <w:tbl>
+      <w:tblPr>
+        <w:tblW w:type="auto" w:w="0"/>
+        <w:jc w:val="left"/>
+        <w:tblBorders>
+          <w:top w:val="single" w:sz="4" w:space="0" w:color="C9BFA8"/>
+          <w:left w:val="single" w:sz="4" w:space="0" w:color="C9BFA8"/>
+          <w:bottom w:val="single" w:sz="4" w:space="0" w:color="C9BFA8"/>
+          <w:right w:val="single" w:sz="4" w:space="0" w:color="C9BFA8"/>
+          <w:insideH w:val="single" w:sz="4" w:space="0" w:color="C9BFA8"/>
+          <w:insideV w:val="single" w:sz="4" w:space="0" w:color="C9BFA8"/>
+        </w:tblBorders>
+        <w:tblLayout w:type="fixed"/>
+        <w:tblLook w:firstColumn="1" w:firstRow="1" w:lastColumn="0" w:lastRow="0" w:noHBand="0" w:noVBand="1" w:val="04A0"/>
+      </w:tblPr>
+      <w:tblGrid>
+        <w:gridCol w:w="4824"/>
+        <w:gridCol w:w="4824"/>
+      </w:tblGrid>
+      <w:tr>
+        <w:trPr>
+          <w:tblHeader w:val="true"/>
+        </w:trPr>
+        <w:tc>
+          <w:tcPr>
+            <w:tcW w:type="dxa" w:w="4896"/>
+            <w:shd w:val="clear" w:color="auto" w:fill="F3EFE6"/>
+          </w:tcPr>
+          <w:p>
+            <w:pPr>
+              <w:spacing w:before="60" w:after="60" w:line="264" w:lineRule="auto"/>
+            </w:pPr>
+            <w:r/>
+            <w:r>
+              <w:rPr>
+                <w:b/>
+                <w:i w:val="0"/>
+                <w:color w:val="112345"/>
+                <w:sz w:val="17"/>
+              </w:rPr>
+              <w:t>ON THESE WORDS</w:t>
+            </w:r>
+          </w:p>
+        </w:tc>
+        <w:tc>
+          <w:tcPr>
+            <w:tcW w:type="dxa" w:w="4752"/>
+            <w:shd w:val="clear" w:color="auto" w:fill="F3EFE6"/>
+          </w:tcPr>
+          <w:p>
+            <w:pPr>
+              <w:spacing w:before="60" w:after="60" w:line="264" w:lineRule="auto"/>
+            </w:pPr>
+            <w:r/>
+            <w:r>
+              <w:rPr>
+                <w:b/>
+                <w:i w:val="0"/>
+                <w:color w:val="112345"/>
+                <w:sz w:val="17"/>
+              </w:rPr>
+              <w:t>CARD</w:t>
+            </w:r>
+          </w:p>
+        </w:tc>
+      </w:tr>
+      <w:tr>
+        <w:tc>
+          <w:tcPr>
+            <w:tcW w:type="dxa" w:w="4896"/>
+          </w:tcPr>
+          <w:p>
+            <w:pPr>
+              <w:spacing w:before="60" w:after="60" w:line="264" w:lineRule="auto"/>
+            </w:pPr>
+            <w:r/>
+            <w:r>
+              <w:rPr>
+                <w:b w:val="0"/>
+                <w:i w:val="0"/>
+                <w:sz w:val="17"/>
+              </w:rPr>
+              <w:t>which rule is a real rule</w:t>
+            </w:r>
+          </w:p>
+        </w:tc>
+        <w:tc>
+          <w:tcPr>
+            <w:tcW w:type="dxa" w:w="4752"/>
+          </w:tcPr>
+          <w:p>
+            <w:pPr>
+              <w:spacing w:before="60" w:after="60" w:line="264" w:lineRule="auto"/>
+            </w:pPr>
+            <w:r/>
+            <w:r>
+              <w:rPr>
+                <w:b w:val="0"/>
+                <w:i w:val="0"/>
+                <w:sz w:val="17"/>
+              </w:rPr>
+              <w:t>NEW_V10_FS_04_FORMAL_VS_REAL</w:t>
+            </w:r>
+          </w:p>
+        </w:tc>
+      </w:tr>
+    </w:tbl>
+    <w:p>
+      <w:pPr>
+        <w:spacing w:after="120"/>
+      </w:pPr>
+    </w:p>
+    <w:p>
+      <w:pPr>
+        <w:spacing w:before="200" w:after="60"/>
+        <w:keepNext w:val="1"/>
+        <w:keepLines w:val="1"/>
+      </w:pPr>
+      <w:r>
+        <w:rPr>
+          <w:b/>
+          <w:i w:val="0"/>
+          <w:color w:val="8A6D1E"/>
+          <w:sz w:val="17"/>
+        </w:rPr>
+        <w:t>PAYOFF FRAME</w:t>
+      </w:r>
+    </w:p>
+    <w:p>
+      <w:pPr>
+        <w:spacing w:before="0" w:after="160"/>
+      </w:pPr>
+      <w:r>
+        <w:rPr>
+          <w:b w:val="0"/>
+          <w:i w:val="0"/>
+          <w:sz w:val="21"/>
+        </w:rPr>
+        <w:t>NEW_V10_FS_02_EXPERIENCED_BUT_NEW, held on the ask. It is the last frame.</w:t>
+      </w:r>
+    </w:p>
+    <w:p>
+      <w:pPr>
+        <w:spacing w:before="200" w:after="60"/>
+        <w:keepNext w:val="1"/>
+        <w:keepLines w:val="1"/>
+      </w:pPr>
+      <w:r>
+        <w:rPr>
+          <w:b/>
+          <w:i w:val="0"/>
+          <w:color w:val="8A6D1E"/>
+          <w:sz w:val="17"/>
+        </w:rPr>
         <w:t>STANDS ALONE</w:t>
       </w:r>
     </w:p>
@@ -860,7 +1586,7 @@
           <w:i w:val="0"/>
           <w:sz w:val="21"/>
         </w:rPr>
-        <w:t>Understandable without the long-form video. It is not a trailer, and the ask is the only ask.</w:t>
+        <w:t>Understandable without the long-form video. It is not a trailer, and the ask is the only ask. Every card named above already exists in this video's 04_VISUAL_ASSETS folder.</w:t>
       </w:r>
     </w:p>
     <w:p>
@@ -1000,6 +1726,369 @@
           <w:color w:val="8A6D1E"/>
           <w:sz w:val="17"/>
         </w:rPr>
+        <w:t>OPENING, SPECIFIC TO THIS SHORT</w:t>
+      </w:r>
+    </w:p>
+    <w:tbl>
+      <w:tblPr>
+        <w:tblW w:type="auto" w:w="0"/>
+        <w:jc w:val="left"/>
+        <w:tblBorders>
+          <w:top w:val="single" w:sz="4" w:space="0" w:color="C9BFA8"/>
+          <w:left w:val="single" w:sz="4" w:space="0" w:color="C9BFA8"/>
+          <w:bottom w:val="single" w:sz="4" w:space="0" w:color="C9BFA8"/>
+          <w:right w:val="single" w:sz="4" w:space="0" w:color="C9BFA8"/>
+          <w:insideH w:val="single" w:sz="4" w:space="0" w:color="C9BFA8"/>
+          <w:insideV w:val="single" w:sz="4" w:space="0" w:color="C9BFA8"/>
+        </w:tblBorders>
+        <w:tblLayout w:type="fixed"/>
+        <w:tblLook w:firstColumn="1" w:firstRow="1" w:lastColumn="0" w:lastRow="0" w:noHBand="0" w:noVBand="1" w:val="04A0"/>
+      </w:tblPr>
+      <w:tblGrid>
+        <w:gridCol w:w="4824"/>
+        <w:gridCol w:w="4824"/>
+      </w:tblGrid>
+      <w:tr>
+        <w:trPr>
+          <w:tblHeader w:val="true"/>
+        </w:trPr>
+        <w:tc>
+          <w:tcPr>
+            <w:tcW w:type="dxa" w:w="1872"/>
+            <w:shd w:val="clear" w:color="auto" w:fill="F3EFE6"/>
+          </w:tcPr>
+          <w:p>
+            <w:pPr>
+              <w:spacing w:before="60" w:after="60" w:line="264" w:lineRule="auto"/>
+            </w:pPr>
+            <w:r/>
+            <w:r>
+              <w:rPr>
+                <w:b/>
+                <w:i w:val="0"/>
+                <w:color w:val="112345"/>
+                <w:sz w:val="17"/>
+              </w:rPr>
+            </w:r>
+          </w:p>
+        </w:tc>
+        <w:tc>
+          <w:tcPr>
+            <w:tcW w:type="dxa" w:w="7776"/>
+            <w:shd w:val="clear" w:color="auto" w:fill="F3EFE6"/>
+          </w:tcPr>
+          <w:p>
+            <w:pPr>
+              <w:spacing w:before="60" w:after="60" w:line="264" w:lineRule="auto"/>
+            </w:pPr>
+            <w:r/>
+            <w:r>
+              <w:rPr>
+                <w:b/>
+                <w:i w:val="0"/>
+                <w:color w:val="112345"/>
+                <w:sz w:val="17"/>
+              </w:rPr>
+            </w:r>
+          </w:p>
+        </w:tc>
+      </w:tr>
+      <w:tr>
+        <w:tc>
+          <w:tcPr>
+            <w:tcW w:type="dxa" w:w="1872"/>
+          </w:tcPr>
+          <w:p>
+            <w:pPr>
+              <w:spacing w:before="60" w:after="60" w:line="264" w:lineRule="auto"/>
+            </w:pPr>
+            <w:r/>
+            <w:r>
+              <w:rPr>
+                <w:b w:val="0"/>
+                <w:i w:val="0"/>
+                <w:sz w:val="17"/>
+              </w:rPr>
+              <w:t>On-screen text</w:t>
+            </w:r>
+          </w:p>
+        </w:tc>
+        <w:tc>
+          <w:tcPr>
+            <w:tcW w:type="dxa" w:w="7776"/>
+          </w:tcPr>
+          <w:p>
+            <w:pPr>
+              <w:spacing w:before="60" w:after="60" w:line="264" w:lineRule="auto"/>
+            </w:pPr>
+            <w:r/>
+            <w:r>
+              <w:rPr>
+                <w:b w:val="0"/>
+                <w:i w:val="0"/>
+                <w:sz w:val="17"/>
+              </w:rPr>
+              <w:t>Not, “How am I doing?”</w:t>
+            </w:r>
+          </w:p>
+        </w:tc>
+      </w:tr>
+      <w:tr>
+        <w:tc>
+          <w:tcPr>
+            <w:tcW w:type="dxa" w:w="1872"/>
+          </w:tcPr>
+          <w:p>
+            <w:pPr>
+              <w:spacing w:before="60" w:after="60" w:line="264" w:lineRule="auto"/>
+            </w:pPr>
+            <w:r/>
+            <w:r>
+              <w:rPr>
+                <w:b w:val="0"/>
+                <w:i w:val="0"/>
+                <w:sz w:val="17"/>
+              </w:rPr>
+              <w:t>Opening visual</w:t>
+            </w:r>
+          </w:p>
+        </w:tc>
+        <w:tc>
+          <w:tcPr>
+            <w:tcW w:type="dxa" w:w="7776"/>
+          </w:tcPr>
+          <w:p>
+            <w:pPr>
+              <w:spacing w:before="60" w:after="60" w:line="264" w:lineRule="auto"/>
+            </w:pPr>
+            <w:r/>
+            <w:r>
+              <w:rPr>
+                <w:b w:val="0"/>
+                <w:i w:val="0"/>
+                <w:sz w:val="17"/>
+              </w:rPr>
+              <w:t>NEW_V10_FS_06_MANAGER_CONVERSATION, reframed to 9:16</w:t>
+            </w:r>
+          </w:p>
+        </w:tc>
+      </w:tr>
+      <w:tr>
+        <w:tc>
+          <w:tcPr>
+            <w:tcW w:type="dxa" w:w="1872"/>
+          </w:tcPr>
+          <w:p>
+            <w:pPr>
+              <w:spacing w:before="60" w:after="60" w:line="264" w:lineRule="auto"/>
+            </w:pPr>
+            <w:r/>
+            <w:r>
+              <w:rPr>
+                <w:b w:val="0"/>
+                <w:i w:val="0"/>
+                <w:sz w:val="17"/>
+              </w:rPr>
+              <w:t>Sound</w:t>
+            </w:r>
+          </w:p>
+        </w:tc>
+        <w:tc>
+          <w:tcPr>
+            <w:tcW w:type="dxa" w:w="7776"/>
+          </w:tcPr>
+          <w:p>
+            <w:pPr>
+              <w:spacing w:before="60" w:after="60" w:line="264" w:lineRule="auto"/>
+            </w:pPr>
+            <w:r/>
+            <w:r>
+              <w:rPr>
+                <w:b w:val="0"/>
+                <w:i w:val="0"/>
+                <w:sz w:val="17"/>
+              </w:rPr>
+              <w:t>One accent, on “manager”</w:t>
+            </w:r>
+          </w:p>
+        </w:tc>
+      </w:tr>
+    </w:tbl>
+    <w:p>
+      <w:pPr>
+        <w:spacing w:after="120"/>
+      </w:pPr>
+    </w:p>
+    <w:p>
+      <w:pPr>
+        <w:spacing w:before="200" w:after="60"/>
+        <w:keepNext w:val="1"/>
+        <w:keepLines w:val="1"/>
+      </w:pPr>
+      <w:r>
+        <w:rPr>
+          <w:b/>
+          <w:i w:val="0"/>
+          <w:color w:val="8A6D1E"/>
+          <w:sz w:val="17"/>
+        </w:rPr>
+        <w:t>CUT TO</w:t>
+      </w:r>
+    </w:p>
+    <w:tbl>
+      <w:tblPr>
+        <w:tblW w:type="auto" w:w="0"/>
+        <w:jc w:val="left"/>
+        <w:tblBorders>
+          <w:top w:val="single" w:sz="4" w:space="0" w:color="C9BFA8"/>
+          <w:left w:val="single" w:sz="4" w:space="0" w:color="C9BFA8"/>
+          <w:bottom w:val="single" w:sz="4" w:space="0" w:color="C9BFA8"/>
+          <w:right w:val="single" w:sz="4" w:space="0" w:color="C9BFA8"/>
+          <w:insideH w:val="single" w:sz="4" w:space="0" w:color="C9BFA8"/>
+          <w:insideV w:val="single" w:sz="4" w:space="0" w:color="C9BFA8"/>
+        </w:tblBorders>
+        <w:tblLayout w:type="fixed"/>
+        <w:tblLook w:firstColumn="1" w:firstRow="1" w:lastColumn="0" w:lastRow="0" w:noHBand="0" w:noVBand="1" w:val="04A0"/>
+      </w:tblPr>
+      <w:tblGrid>
+        <w:gridCol w:w="4824"/>
+        <w:gridCol w:w="4824"/>
+      </w:tblGrid>
+      <w:tr>
+        <w:trPr>
+          <w:tblHeader w:val="true"/>
+        </w:trPr>
+        <w:tc>
+          <w:tcPr>
+            <w:tcW w:type="dxa" w:w="4896"/>
+            <w:shd w:val="clear" w:color="auto" w:fill="F3EFE6"/>
+          </w:tcPr>
+          <w:p>
+            <w:pPr>
+              <w:spacing w:before="60" w:after="60" w:line="264" w:lineRule="auto"/>
+            </w:pPr>
+            <w:r/>
+            <w:r>
+              <w:rPr>
+                <w:b/>
+                <w:i w:val="0"/>
+                <w:color w:val="112345"/>
+                <w:sz w:val="17"/>
+              </w:rPr>
+              <w:t>ON THESE WORDS</w:t>
+            </w:r>
+          </w:p>
+        </w:tc>
+        <w:tc>
+          <w:tcPr>
+            <w:tcW w:type="dxa" w:w="4752"/>
+            <w:shd w:val="clear" w:color="auto" w:fill="F3EFE6"/>
+          </w:tcPr>
+          <w:p>
+            <w:pPr>
+              <w:spacing w:before="60" w:after="60" w:line="264" w:lineRule="auto"/>
+            </w:pPr>
+            <w:r/>
+            <w:r>
+              <w:rPr>
+                <w:b/>
+                <w:i w:val="0"/>
+                <w:color w:val="112345"/>
+                <w:sz w:val="17"/>
+              </w:rPr>
+              <w:t>CARD</w:t>
+            </w:r>
+          </w:p>
+        </w:tc>
+      </w:tr>
+      <w:tr>
+        <w:tc>
+          <w:tcPr>
+            <w:tcW w:type="dxa" w:w="4896"/>
+          </w:tcPr>
+          <w:p>
+            <w:pPr>
+              <w:spacing w:before="60" w:after="60" w:line="264" w:lineRule="auto"/>
+            </w:pPr>
+            <w:r/>
+            <w:r>
+              <w:rPr>
+                <w:b w:val="0"/>
+                <w:i w:val="0"/>
+                <w:sz w:val="17"/>
+              </w:rPr>
+              <w:t>What would you want to trust me with</w:t>
+            </w:r>
+          </w:p>
+        </w:tc>
+        <w:tc>
+          <w:tcPr>
+            <w:tcW w:type="dxa" w:w="4752"/>
+          </w:tcPr>
+          <w:p>
+            <w:pPr>
+              <w:spacing w:before="60" w:after="60" w:line="264" w:lineRule="auto"/>
+            </w:pPr>
+            <w:r/>
+            <w:r>
+              <w:rPr>
+                <w:b w:val="0"/>
+                <w:i w:val="0"/>
+                <w:sz w:val="17"/>
+              </w:rPr>
+              <w:t>NEW_V10_FS_07_THE_DAY_90_QUESTION</w:t>
+            </w:r>
+          </w:p>
+        </w:tc>
+      </w:tr>
+    </w:tbl>
+    <w:p>
+      <w:pPr>
+        <w:spacing w:after="120"/>
+      </w:pPr>
+    </w:p>
+    <w:p>
+      <w:pPr>
+        <w:spacing w:before="200" w:after="60"/>
+        <w:keepNext w:val="1"/>
+        <w:keepLines w:val="1"/>
+      </w:pPr>
+      <w:r>
+        <w:rPr>
+          <w:b/>
+          <w:i w:val="0"/>
+          <w:color w:val="8A6D1E"/>
+          <w:sz w:val="17"/>
+        </w:rPr>
+        <w:t>PAYOFF FRAME</w:t>
+      </w:r>
+    </w:p>
+    <w:p>
+      <w:pPr>
+        <w:spacing w:before="0" w:after="160"/>
+      </w:pPr>
+      <w:r>
+        <w:rPr>
+          <w:b w:val="0"/>
+          <w:i w:val="0"/>
+          <w:sz w:val="21"/>
+        </w:rPr>
+        <w:t>NEW_V10_FS_07_THE_DAY_90_QUESTION, held on the ask. It is the last frame.</w:t>
+      </w:r>
+    </w:p>
+    <w:p>
+      <w:pPr>
+        <w:spacing w:before="200" w:after="60"/>
+        <w:keepNext w:val="1"/>
+        <w:keepLines w:val="1"/>
+      </w:pPr>
+      <w:r>
+        <w:rPr>
+          <w:b/>
+          <w:i w:val="0"/>
+          <w:color w:val="8A6D1E"/>
+          <w:sz w:val="17"/>
+        </w:rPr>
         <w:t>STANDS ALONE</w:t>
       </w:r>
     </w:p>
@@ -1013,7 +2102,7 @@
           <w:i w:val="0"/>
           <w:sz w:val="21"/>
         </w:rPr>
-        <w:t>Understandable without the long-form video. It is not a trailer, and the ask is the only ask.</w:t>
+        <w:t>Understandable without the long-form video. It is not a trailer, and the ask is the only ask. Every card named above already exists in this video's 04_VISUAL_ASSETS folder.</w:t>
       </w:r>
     </w:p>
     <w:sectPr>

--- a/deliverables/V4-V11_SYNC/PACKAGES/NEW_V10_Synchronized_Production_Package/05_SHORTS/Three_Candidate_Shorts.docx
+++ b/deliverables/V4-V11_SYNC/PACKAGES/NEW_V10_Synchronized_Production_Package/05_SHORTS/Three_Candidate_Shorts.docx
@@ -106,7 +106,7 @@
         <w:rPr>
           <w:sz w:val="21"/>
         </w:rPr>
-        <w:t>Wednesday, September 16, 2026 | 3:21 PM CT</w:t>
+        <w:t>Thursday, September 17, 2026 | 8:55 AM CT</w:t>
       </w:r>
     </w:p>
     <w:p>
@@ -370,7 +370,7 @@
                 <w:i w:val="0"/>
                 <w:sz w:val="17"/>
               </w:rPr>
-              <w:t>161</w:t>
+              <w:t>131</w:t>
             </w:r>
           </w:p>
         </w:tc>
@@ -389,7 +389,7 @@
                 <w:i w:val="0"/>
                 <w:sz w:val="17"/>
               </w:rPr>
-              <w:t>0:59</w:t>
+              <w:t>0:48</w:t>
             </w:r>
           </w:p>
         </w:tc>
@@ -448,7 +448,7 @@
                 <w:i w:val="0"/>
                 <w:sz w:val="17"/>
               </w:rPr>
-              <w:t>103</w:t>
+              <w:t>106</w:t>
             </w:r>
           </w:p>
         </w:tc>
@@ -467,7 +467,7 @@
                 <w:i w:val="0"/>
                 <w:sz w:val="17"/>
               </w:rPr>
-              <w:t>0:37</w:t>
+              <w:t>0:39</w:t>
             </w:r>
           </w:p>
         </w:tc>
@@ -1152,7 +1152,7 @@
           <w:i w:val="0"/>
           <w:sz w:val="22"/>
         </w:rPr>
-        <w:t>You can know how to work and still have a lot to learn about how this place works.</w:t>
+        <w:t>You do not know which rule is a real rule and which one is simply how the last person did it.</w:t>
       </w:r>
     </w:p>
     <w:p>
@@ -1165,7 +1165,7 @@
           <w:i w:val="0"/>
           <w:sz w:val="22"/>
         </w:rPr>
-        <w:t>Then you walk into a new company and suddenly you do not know which meeting actually matters. You do not know who really makes the decision. You do not know which rule is a real rule and which one is simply how the last person did it.</w:t>
+        <w:t>That is why I would not spend the first 90 days trying to prove that everything you already know works here. I would spend them finding the boundary between what you brought with you and what this environment still has to teach you.</w:t>
       </w:r>
     </w:p>
     <w:p>
@@ -1194,7 +1194,7 @@
           <w:i w:val="0"/>
           <w:sz w:val="22"/>
         </w:rPr>
-        <w:t>That is why I would not spend the first 90 days trying to prove that everything you already know works here. I would spend them finding the boundary between what you brought with you and what this environment still has to teach you.</w:t>
+        <w:t>Read the context. Test what traveled. Build new proof. And read the role back.</w:t>
       </w:r>
     </w:p>
     <w:p>
@@ -1639,7 +1639,7 @@
           <w:i w:val="0"/>
           <w:sz w:val="26"/>
         </w:rPr>
-        <w:t>I would have a very simple conversation with your manager.</w:t>
+        <w:t>Around this point, I would have a very simple conversation with your manager.</w:t>
       </w:r>
     </w:p>
     <w:p>

--- a/deliverables/V4-V11_SYNC/PACKAGES/NEW_V10_Synchronized_Production_Package/05_SHORTS/Three_Candidate_Shorts.docx
+++ b/deliverables/V4-V11_SYNC/PACKAGES/NEW_V10_Synchronized_Production_Package/05_SHORTS/Three_Candidate_Shorts.docx
@@ -106,7 +106,7 @@
         <w:rPr>
           <w:sz w:val="21"/>
         </w:rPr>
-        <w:t>Thursday, September 17, 2026 | 8:55 AM CT</w:t>
+        <w:t>Thursday, September 17, 2026 | 12:57 PM CT</w:t>
       </w:r>
     </w:p>
     <w:p>
@@ -292,7 +292,7 @@
                 <w:i w:val="0"/>
                 <w:sz w:val="17"/>
               </w:rPr>
-              <w:t>134</w:t>
+              <w:t>125</w:t>
             </w:r>
           </w:p>
         </w:tc>
@@ -311,7 +311,7 @@
                 <w:i w:val="0"/>
                 <w:sz w:val="17"/>
               </w:rPr>
-              <w:t>0:49</w:t>
+              <w:t>0:45</w:t>
             </w:r>
           </w:p>
         </w:tc>
@@ -370,7 +370,7 @@
                 <w:i w:val="0"/>
                 <w:sz w:val="17"/>
               </w:rPr>
-              <w:t>131</w:t>
+              <w:t>117</w:t>
             </w:r>
           </w:p>
         </w:tc>
@@ -389,7 +389,7 @@
                 <w:i w:val="0"/>
                 <w:sz w:val="17"/>
               </w:rPr>
-              <w:t>0:48</w:t>
+              <w:t>0:43</w:t>
             </w:r>
           </w:p>
         </w:tc>
@@ -448,7 +448,7 @@
                 <w:i w:val="0"/>
                 <w:sz w:val="17"/>
               </w:rPr>
-              <w:t>106</w:t>
+              <w:t>124</w:t>
             </w:r>
           </w:p>
         </w:tc>
@@ -467,7 +467,7 @@
                 <w:i w:val="0"/>
                 <w:sz w:val="17"/>
               </w:rPr>
-              <w:t>0:39</w:t>
+              <w:t>0:45</w:t>
             </w:r>
           </w:p>
         </w:tc>
@@ -542,7 +542,7 @@
           <w:i w:val="0"/>
           <w:sz w:val="26"/>
         </w:rPr>
-        <w:t>And now you feel this pressure to prove they made the right decision.</w:t>
+        <w:t>You finally got the job. Maybe it is a bigger role.</w:t>
       </w:r>
     </w:p>
     <w:p>
@@ -571,7 +571,7 @@
           <w:i w:val="0"/>
           <w:sz w:val="22"/>
         </w:rPr>
-        <w:t>That pressure can make you do exactly the wrong thing.</w:t>
+        <w:t>And now you feel this pressure to prove they made the right decision. That pressure can make you do exactly the wrong thing.</w:t>
       </w:r>
     </w:p>
     <w:p>
@@ -584,7 +584,7 @@
           <w:i w:val="0"/>
           <w:sz w:val="22"/>
         </w:rPr>
-        <w:t>You start talking too much about what worked at your last company. You start trying to fix things before you understand why they work this way. Or you go the other direction. You stay quiet because you are afraid of getting something wrong.</w:t>
+        <w:t>You start trying to fix things before you understand why they work this way. Or you go the other direction. You stay quiet because you are afraid of getting something wrong.</w:t>
       </w:r>
     </w:p>
     <w:p>
@@ -640,19 +640,6 @@
           <w:sz w:val="22"/>
         </w:rPr>
         <w:t>It is to figure out three things: What from my experience actually works here? What do I need to learn about this new context? And what can I begin to prove here?</w:t>
-      </w:r>
-    </w:p>
-    <w:p>
-      <w:pPr>
-        <w:spacing w:before="0" w:after="80"/>
-      </w:pPr>
-      <w:r>
-        <w:rPr>
-          <w:b/>
-          <w:i w:val="0"/>
-          <w:sz w:val="22"/>
-        </w:rPr>
-        <w:t>I think about that as READ. TEST. PROVE.</w:t>
       </w:r>
     </w:p>
     <w:p>
@@ -1157,19 +1144,6 @@
     </w:p>
     <w:p>
       <w:pPr>
-        <w:spacing w:before="0" w:after="80"/>
-      </w:pPr>
-      <w:r>
-        <w:rPr>
-          <w:b w:val="0"/>
-          <w:i w:val="0"/>
-          <w:sz w:val="22"/>
-        </w:rPr>
-        <w:t>That is why I would not spend the first 90 days trying to prove that everything you already know works here. I would spend them finding the boundary between what you brought with you and what this environment still has to teach you.</w:t>
-      </w:r>
-    </w:p>
-    <w:p>
-      <w:pPr>
         <w:spacing w:before="200" w:after="60"/>
         <w:keepNext w:val="1"/>
         <w:keepLines w:val="1"/>
@@ -1194,7 +1168,7 @@
           <w:i w:val="0"/>
           <w:sz w:val="22"/>
         </w:rPr>
-        <w:t>Read the context. Test what traveled. Build new proof. And read the role back.</w:t>
+        <w:t>That is why I would not spend the first 90 days trying to prove that everything you already know works here. I would spend them finding the boundary between what you brought with you and what this environment still has to teach you.</w:t>
       </w:r>
     </w:p>
     <w:p>
@@ -1639,7 +1613,7 @@
           <w:i w:val="0"/>
           <w:sz w:val="26"/>
         </w:rPr>
-        <w:t>Around this point, I would have a very simple conversation with your manager.</w:t>
+        <w:t>By day 90, success does not have to mean proving you were the smartest person in the room.</w:t>
       </w:r>
     </w:p>
     <w:p>
@@ -1668,7 +1642,7 @@
           <w:i w:val="0"/>
           <w:sz w:val="22"/>
         </w:rPr>
-        <w:t>Not, “How am I doing?” That question is broad enough to get you an answer like, “You’re doing great.”</w:t>
+        <w:t>Around this point, I would have a very simple conversation with your manager. Not, “How am I doing?” That question is broad enough to get you an answer like, “You’re doing great.”</w:t>
       </w:r>
     </w:p>
     <w:p>

--- a/deliverables/V4-V11_SYNC/PACKAGES/NEW_V10_Synchronized_Production_Package/05_SHORTS/Three_Candidate_Shorts.docx
+++ b/deliverables/V4-V11_SYNC/PACKAGES/NEW_V10_Synchronized_Production_Package/05_SHORTS/Three_Candidate_Shorts.docx
@@ -106,7 +106,7 @@
         <w:rPr>
           <w:sz w:val="21"/>
         </w:rPr>
-        <w:t>Thursday, September 17, 2026 | 12:57 PM CT</w:t>
+        <w:t>Saturday, September 19, 2026 | 6:36 AM CT</w:t>
       </w:r>
     </w:p>
     <w:p>

--- a/deliverables/V4-V11_SYNC/PACKAGES/NEW_V10_Synchronized_Production_Package/05_SHORTS/Three_Candidate_Shorts.docx
+++ b/deliverables/V4-V11_SYNC/PACKAGES/NEW_V10_Synchronized_Production_Package/05_SHORTS/Three_Candidate_Shorts.docx
@@ -106,7 +106,7 @@
         <w:rPr>
           <w:sz w:val="21"/>
         </w:rPr>
-        <w:t>Saturday, September 19, 2026 | 6:36 AM CT</w:t>
+        <w:t>Saturday, September 19, 2026 | 7:08 AM CT</w:t>
       </w:r>
     </w:p>
     <w:p>
